--- a/改造/平台体验与财务链路改造方案_待审核_2026-10-08.docx
+++ b/改造/平台体验与财务链路改造方案_待审核_2026-10-08.docx
@@ -4569,6 +4569,11 @@
       </w:r>
     </w:p>
     <w:p>
+      <w:r>
+        <w:t>上传与识别的完整设计（分析过程面板、多维表格结果、待处理动作、引擎缺陷修复）见《报表上传与归因体验优化方案_待审核_2026-10-08》。</w:t>
+      </w:r>
+    </w:p>
+    <w:p>
       <w:pPr>
         <w:pStyle w:val="Heading2"/>
       </w:pPr>
@@ -9753,6 +9758,31 @@
       </w:tr>
     </w:tbl>
     <w:p/>
+    <w:p>
+      <w:r>
+        <w:t xml:space="preserve">报表上传与归因方案的实施内容并入阶段 0、2、3，见该方案第 6 节。开发过程遵守 </w:t>
+      </w:r>
+      <w:r>
+        <w:rPr>
+          <w:rFonts w:ascii="Consolas" w:hAnsi="Consolas"/>
+          <w:sz w:val="19"/>
+        </w:rPr>
+        <w:t>docs/规范/OPC体验与开发规范.md</w:t>
+      </w:r>
+      <w:r>
+        <w:t xml:space="preserve"> 和根目录 </w:t>
+      </w:r>
+      <w:r>
+        <w:rPr>
+          <w:rFonts w:ascii="Consolas" w:hAnsi="Consolas"/>
+          <w:sz w:val="19"/>
+        </w:rPr>
+        <w:t>AGENTS.md</w:t>
+      </w:r>
+      <w:r>
+        <w:t>。</w:t>
+      </w:r>
+    </w:p>
     <w:p>
       <w:r>
         <w:t>阶段 0 风险低、见效快，可以在决策讨论期间先做。阶段 2 的数据迁移按财务方案第 8 节执行（新规则生效日 T、只读保留旧账、回退开关），并吸收 6.2 节 F3、F4 的约束。</w:t>

--- a/改造/平台体验与财务链路改造方案_待审核_2026-10-08.docx
+++ b/改造/平台体验与财务链路改造方案_待审核_2026-10-08.docx
@@ -2538,7 +2538,7 @@
               <w:rPr>
                 <w:sz w:val="18"/>
               </w:rPr>
-              <w:t>上游给出的效果数据</w:t>
+              <w:t>上游给出的效果数据，按业绩类型分开计量和计价</w:t>
             </w:r>
           </w:p>
         </w:tc>
@@ -2556,7 +2556,7 @@
               <w:rPr>
                 <w:sz w:val="18"/>
               </w:rPr>
-              <w:t>报表里的订单量、搜索量</w:t>
+              <w:t>拉新（订单量，元 / 单）、拉活（拉活量，元 / 个）</w:t>
             </w:r>
           </w:p>
         </w:tc>
@@ -5536,7 +5536,7 @@
               <w:rPr>
                 <w:sz w:val="18"/>
               </w:rPr>
-              <w:t>（项目、规则代码、计价单位、单价、生效区间、状态、审计字段）</w:t>
+              <w:t>（项目、业绩类型、规则代码、计价单位、单价、生效区间、状态、审计字段）；知乎的业绩类型为拉新、拉活，单价见归因方案 9.5 节</w:t>
             </w:r>
           </w:p>
         </w:tc>
@@ -7445,7 +7445,7 @@
               <w:rPr>
                 <w:sz w:val="18"/>
               </w:rPr>
-              <w:t>仓库里没有真实报表，仍待确认</w:t>
+              <w:t>已用 2026-09-27 知乎官方订单样例核对：表头为日期时间、渠道名称、关键词、推广任务、风险判定、搜索量、订单量、搜索转化率（单位%），与现有解析器一致；只有一个订单列，没有“表头重复”问题</w:t>
             </w:r>
           </w:p>
         </w:tc>

--- a/改造/平台体验与财务链路改造方案_待审核_2026-10-08.docx
+++ b/改造/平台体验与财务链路改造方案_待审核_2026-10-08.docx
@@ -9760,7 +9760,13 @@
     <w:p/>
     <w:p>
       <w:r>
-        <w:t xml:space="preserve">报表上传与归因方案的实施内容并入阶段 0、2、3，见该方案第 6 节。开发过程遵守 </w:t>
+        <w:rPr>
+          <w:b/>
+        </w:rPr>
+        <w:t>实际实施顺序以《Codex实施任务书_报表归因与拉新拉活_2026-10-08》为准</w:t>
+      </w:r>
+      <w:r>
+        <w:t xml:space="preserve">：任务书 P0 覆盖本节阶段 0 的清理，以及阶段 2 中最紧急的部分（权限补漏、上传容错、待处理可见、补录执行人、生效日规则、拉活、拉新缺价兜底）；任务书 P1 对应阶段 3 的上传与财务页面；任务书 P2 对应阶段 1、3、4 的其余部分。报表上传与归因方案的实施内容见该方案第 6 节。开发过程遵守 </w:t>
       </w:r>
       <w:r>
         <w:rPr>
@@ -10168,6 +10174,12 @@
                 <w:sz w:val="18"/>
               </w:rPr>
             </w:r>
+            <w:r>
+              <w:rPr>
+                <w:sz w:val="18"/>
+              </w:rPr>
+              <w:t>待定；P0 期间保持现状，缺价时按角色单价兜底（任务书 R9、P0-9）</w:t>
+            </w:r>
           </w:p>
         </w:tc>
       </w:tr>
@@ -10537,7 +10549,7 @@
         <w:t>事项 5</w:t>
       </w:r>
       <w:r>
-        <w:t>：管理员 10 元是否进入公共资金账，决定 F2 的做法。</w:t>
+        <w:t>：已确认，管理员本人执行的金额只计入管理员业绩，不进入公共资金账（任务书规则 R5）。</w:t>
       </w:r>
     </w:p>
     <w:p>
@@ -11667,7 +11679,17 @@
     </w:p>
     <w:p>
       <w:r>
-        <w:t>本地按以下方式搭建，仅用于评估，未提交：</w:t>
+        <w:t xml:space="preserve">本地按以下方式搭建。启动脚本已整理为 </w:t>
+      </w:r>
+      <w:r>
+        <w:rPr>
+          <w:rFonts w:ascii="Consolas" w:hAnsi="Consolas"/>
+          <w:sz w:val="19"/>
+        </w:rPr>
+        <w:t>cd server &amp;&amp; npm run demo:review</w:t>
+      </w:r>
+      <w:r>
+        <w:t>，完整步骤见开发规范 8.4 节：</w:t>
       </w:r>
     </w:p>
     <w:p>
@@ -11703,7 +11725,17 @@
         <w:pStyle w:val="ListBullet"/>
       </w:pPr>
       <w:r>
-        <w:t>本地启动脚本：用 msw 模拟知乎计划创建接口，通过真实业务函数完成建词、领取、分配、开始使用、登记作品、核验、定价和上传报表。</w:t>
+        <w:t>启动脚本（</w:t>
+      </w:r>
+      <w:r>
+        <w:rPr>
+          <w:rFonts w:ascii="Consolas" w:hAnsi="Consolas"/>
+          <w:sz w:val="19"/>
+        </w:rPr>
+        <w:t>server/scripts/review-demo.ts</w:t>
+      </w:r>
+      <w:r>
+        <w:t>）：用 msw 模拟知乎计划创建接口，通过真实业务函数完成建词、领取、分配、开始使用、登记作品、核验、定价和上传报表。</w:t>
       </w:r>
     </w:p>
     <w:p>
